--- a/ENGL1102_English_Composition_2/Unit2_Research_Sources/Discussion/Unit2_Discussion_Assignment_FORMATTED.docx
+++ b/ENGL1102_English_Composition_2/Unit2_Research_Sources/Discussion/Unit2_Discussion_Assignment_FORMATTED.docx
@@ -173,7 +173,7 @@
           <w:rFonts w:ascii="Times New Roman" w:hAnsi="Times New Roman"/>
           <w:sz w:val="24"/>
         </w:rPr>
-        <w:t xml:space="preserve">An argumentative essay is a rhetorical mode that presents a clear position on a debatable issue and supports that position with logical reasoning, credible evidence, and systematic refutation of opposing viewpoints (Weaver et al., 2016). Unlike persuasive writing, which relies heavily on emotional appeals, argumentative essays prioritize logical structure and factual evidence to convince readers through rational analysis. The writer must acknowledge counterarguments and demonstrate why their position is more valid, creating a balanced yet assertive presentation (Hall &amp; Wallace, 2018, p. 87). This mode is essential in academic and professional contexts where decisions must be justified through evidence-based reasoning rather than personal opinion alone.</w:t>
+        <w:t xml:space="preserve">An argumentative essay is a rhetorical mode that presents a clear position on a debatable issue and supports that position with logical reasoning, credible evidence, and systematic refutation of opposing viewpoints (Weaver et al., 2016). Unlike persuasive writing, which relies heavily on emotional appeals, argumentative essays prioritize logical structure and factual evidence to convince readers through rational analysis. The writer must acknowledge counterarguments and demonstrate why their position is more valid, creating a balanced yet assertive presentation (Hall &amp; Wallace, 2018). This mode is essential in academic and professional contexts where decisions must be justified through evidence-based reasoning rather than personal opinion alone.</w:t>
       </w:r>
     </w:p>
     <w:p>
@@ -371,7 +371,7 @@
           <w:rFonts w:ascii="Times New Roman" w:hAnsi="Times New Roman"/>
           <w:sz w:val="24"/>
         </w:rPr>
-        <w:t xml:space="preserve">Opponents of remote work argue that it hinders spontaneous collaboration and makes employee accountability difficult to maintain. While these concerns have merit, they reflect outdated management practices rather than inherent flaws in remote work. Modern collaboration tools like Slack, Microsoft Teams, and Zoom facilitate real-time communication and project coordination, often more efficiently than physical meetings that require scheduling and travel time between conference rooms (Weaver et al., 2016, p. 134). The Stanford study mentioned earlier also found that remote workers took fewer sick days and shorter breaks, contradicting assumptions about reduced accountability (Bloom et al., 2015). Furthermore, productivity should be measured by output and results rather than physical presence—a shift that remote work necessitates and that ultimately benefits both employees and employers by focusing on meaningful contributions rather than performative busyness.</w:t>
+        <w:t xml:space="preserve">Opponents of remote work argue that it hinders spontaneous collaboration and makes employee accountability difficult to maintain. While these concerns have merit, they reflect outdated management practices rather than inherent flaws in remote work. Modern collaboration tools like Slack, Microsoft Teams, and Zoom facilitate real-time communication and project coordination, often more efficiently than physical meetings that require scheduling and travel time between conference rooms (Weaver et al., 2016). The Stanford study mentioned earlier also found that remote workers took fewer sick days and shorter breaks, contradicting assumptions about reduced accountability (Bloom et al., 2015). Furthermore, productivity should be measured by output and results rather than physical presence—a shift that remote work necessitates and that ultimately benefits both employees and employers by focusing on meaningful contributions rather than performative busyness.</w:t>
       </w:r>
     </w:p>
     <w:bookmarkEnd w:id="26"/>

--- a/ENGL1102_English_Composition_2/Unit2_Research_Sources/Discussion/Unit2_Discussion_Assignment_FORMATTED.docx
+++ b/ENGL1102_English_Composition_2/Unit2_Research_Sources/Discussion/Unit2_Discussion_Assignment_FORMATTED.docx
@@ -173,7 +173,7 @@
           <w:rFonts w:ascii="Times New Roman" w:hAnsi="Times New Roman"/>
           <w:sz w:val="24"/>
         </w:rPr>
-        <w:t xml:space="preserve">An argumentative essay is a rhetorical mode that presents a clear position on a debatable issue and supports that position with logical reasoning, credible evidence, and systematic refutation of opposing viewpoints (Weaver et al., 2016). Unlike persuasive writing, which relies heavily on emotional appeals, argumentative essays prioritize logical structure and factual evidence to convince readers through rational analysis. The writer must acknowledge counterarguments and demonstrate why their position is more valid, creating a balanced yet assertive presentation (Hall &amp; Wallace, 2018). This mode is essential in academic and professional contexts where decisions must be justified through evidence-based reasoning rather than personal opinion alone.</w:t>
+        <w:t xml:space="preserve">An argumentative essay is a rhetorical mode that presents a clear position on a debatable issue and supports that position with logical reasoning, credible evidence, and systematic refutation of opposing viewpoints. Unlike persuasive writing, which relies heavily on emotional appeals, argumentative essays prioritize logical structure and factual evidence to convince readers through rational analysis. The writer must acknowledge counterarguments and demonstrate why their position is more valid, creating a balanced yet assertive presentation. This mode is essential in academic and professional contexts where decisions must be justified through evidence-based reasoning rather than personal opinion alone.</w:t>
       </w:r>
     </w:p>
     <w:p>
@@ -371,7 +371,7 @@
           <w:rFonts w:ascii="Times New Roman" w:hAnsi="Times New Roman"/>
           <w:sz w:val="24"/>
         </w:rPr>
-        <w:t xml:space="preserve">Opponents of remote work argue that it hinders spontaneous collaboration and makes employee accountability difficult to maintain. While these concerns have merit, they reflect outdated management practices rather than inherent flaws in remote work. Modern collaboration tools like Slack, Microsoft Teams, and Zoom facilitate real-time communication and project coordination, often more efficiently than physical meetings that require scheduling and travel time between conference rooms (Weaver et al., 2016). The Stanford study mentioned earlier also found that remote workers took fewer sick days and shorter breaks, contradicting assumptions about reduced accountability (Bloom et al., 2015). Furthermore, productivity should be measured by output and results rather than physical presence—a shift that remote work necessitates and that ultimately benefits both employees and employers by focusing on meaningful contributions rather than performative busyness.</w:t>
+        <w:t xml:space="preserve">Opponents of remote work argue that it hinders spontaneous collaboration and makes employee accountability difficult to maintain. While these concerns have merit, they reflect outdated management practices rather than inherent flaws in remote work. Modern collaboration tools like Slack, Microsoft Teams, and Zoom facilitate real-time communication and project coordination, often more efficiently than physical meetings that require scheduling and travel time between conference rooms. The Stanford study mentioned earlier also found that remote workers took fewer sick days and shorter breaks, contradicting assumptions about reduced accountability (Bloom et al., 2015). Furthermore, productivity should be measured by output and results rather than physical presence—a shift that remote work necessitates and that ultimately benefits both employees and employers by focusing on meaningful contributions rather than performative busyness.</w:t>
       </w:r>
     </w:p>
     <w:bookmarkEnd w:id="26"/>
@@ -514,7 +514,7 @@
           <w:rFonts w:ascii="Times New Roman" w:hAnsi="Times New Roman"/>
           <w:sz w:val="24"/>
         </w:rPr>
-        <w:t xml:space="preserve">Hall, B., &amp; Wallace, E. (2018).</w:t>
+        <w:t xml:space="preserve">Mark, G., Iqbal, S. T., Czerwinski, M., Johns, P., &amp; Sano, A. (2018). Email duration, batching and self-interruption: Patterns of email use on productivity and stress.</w:t>
       </w:r>
       <w:r>
         <w:rPr>
@@ -530,14 +530,14 @@
           <w:iCs/>
           <w:sz w:val="24"/>
         </w:rPr>
-        <w:t xml:space="preserve">College ESL writers: Applied grammar and composing strategies for success</w:t>
-      </w:r>
-      <w:r>
-        <w:rPr>
-          <w:rFonts w:ascii="Times New Roman" w:hAnsi="Times New Roman"/>
-          <w:sz w:val="24"/>
-        </w:rPr>
-        <w:t xml:space="preserve">. GALILEO Open Learning Materials. https://oer.galileo.usg.edu/english-textbooks/14</w:t>
+        <w:t xml:space="preserve">Proceedings of the 2018 CHI Conference on Human Factors in Computing Systems</w:t>
+      </w:r>
+      <w:r>
+        <w:rPr>
+          <w:rFonts w:ascii="Times New Roman" w:hAnsi="Times New Roman"/>
+          <w:sz w:val="24"/>
+        </w:rPr>
+        <w:t xml:space="preserve">, 1-13. https://doi.org/10.1145/3173574.3174044</w:t>
       </w:r>
     </w:p>
     <w:p>
@@ -550,7 +550,7 @@
           <w:rFonts w:ascii="Times New Roman" w:hAnsi="Times New Roman"/>
           <w:sz w:val="24"/>
         </w:rPr>
-        <w:t xml:space="preserve">Mark, G., Iqbal, S. T., Czerwinski, M., Johns, P., &amp; Sano, A. (2018). Email duration, batching and self-interruption: Patterns of email use on productivity and stress.</w:t>
+        <w:t xml:space="preserve">Roenneberg, T., Pilz, L. K., Zerbini, G., &amp; Winnebeck, E. C. (2019). Chronotype and social jetlag: A (self-) critical review.</w:t>
       </w:r>
       <w:r>
         <w:rPr>
@@ -566,14 +566,14 @@
           <w:iCs/>
           <w:sz w:val="24"/>
         </w:rPr>
-        <w:t xml:space="preserve">Proceedings of the 2018 CHI Conference on Human Factors in Computing Systems</w:t>
-      </w:r>
-      <w:r>
-        <w:rPr>
-          <w:rFonts w:ascii="Times New Roman" w:hAnsi="Times New Roman"/>
-          <w:sz w:val="24"/>
-        </w:rPr>
-        <w:t xml:space="preserve">, 1-13. https://doi.org/10.1145/3173574.3174044</w:t>
+        <w:t xml:space="preserve">Biology, 8</w:t>
+      </w:r>
+      <w:r>
+        <w:rPr>
+          <w:rFonts w:ascii="Times New Roman" w:hAnsi="Times New Roman"/>
+          <w:sz w:val="24"/>
+        </w:rPr>
+        <w:t xml:space="preserve">(3), 54. https://doi.org/10.3390/biology8030054</w:t>
       </w:r>
     </w:p>
     <w:p>
@@ -586,7 +586,7 @@
           <w:rFonts w:ascii="Times New Roman" w:hAnsi="Times New Roman"/>
           <w:sz w:val="24"/>
         </w:rPr>
-        <w:t xml:space="preserve">Roenneberg, T., Pilz, L. K., Zerbini, G., &amp; Winnebeck, E. C. (2019). Chronotype and social jetlag: A (self-) critical review.</w:t>
+        <w:t xml:space="preserve">U.S. Census Bureau. (2021).</w:t>
       </w:r>
       <w:r>
         <w:rPr>
@@ -602,42 +602,6 @@
           <w:iCs/>
           <w:sz w:val="24"/>
         </w:rPr>
-        <w:t xml:space="preserve">Biology, 8</w:t>
-      </w:r>
-      <w:r>
-        <w:rPr>
-          <w:rFonts w:ascii="Times New Roman" w:hAnsi="Times New Roman"/>
-          <w:sz w:val="24"/>
-        </w:rPr>
-        <w:t xml:space="preserve">(3), 54. https://doi.org/10.3390/biology8030054</w:t>
-      </w:r>
-    </w:p>
-    <w:p>
-      <w:pPr>
-        <w:pStyle w:val="BodyText"/>
-        <w:spacing w:line="360" w:lineRule="auto"/>
-      </w:pPr>
-      <w:r>
-        <w:rPr>
-          <w:rFonts w:ascii="Times New Roman" w:hAnsi="Times New Roman"/>
-          <w:sz w:val="24"/>
-        </w:rPr>
-        <w:t xml:space="preserve">U.S. Census Bureau. (2021).</w:t>
-      </w:r>
-      <w:r>
-        <w:rPr>
-          <w:rFonts w:ascii="Times New Roman" w:hAnsi="Times New Roman"/>
-          <w:sz w:val="24"/>
-        </w:rPr>
-        <w:t xml:space="preserve"> </w:t>
-      </w:r>
-      <w:r>
-        <w:rPr>
-          <w:rFonts w:ascii="Times New Roman" w:hAnsi="Times New Roman"/>
-          <w:i/>
-          <w:iCs/>
-          <w:sz w:val="24"/>
-        </w:rPr>
         <w:t xml:space="preserve">American Community Survey: Commuting characteristics by sex</w:t>
       </w:r>
       <w:r>
@@ -646,49 +610,6 @@
           <w:sz w:val="24"/>
         </w:rPr>
         <w:t xml:space="preserve">. https://data.census.gov/</w:t>
-      </w:r>
-    </w:p>
-    <w:p>
-      <w:pPr>
-        <w:pStyle w:val="BodyText"/>
-        <w:spacing w:line="360" w:lineRule="auto"/>
-      </w:pPr>
-      <w:r>
-        <w:rPr>
-          <w:rFonts w:ascii="Times New Roman" w:hAnsi="Times New Roman"/>
-          <w:sz w:val="24"/>
-        </w:rPr>
-        <w:t xml:space="preserve">Weaver, R., Bost, L., Kassorla, M., McKinney-Holley, K., Crowther, K., Curtright, L., Gilbert, N., Hall, B., Ravita, T., &amp; Swenson, K. (2016).</w:t>
-      </w:r>
-      <w:r>
-        <w:rPr>
-          <w:rFonts w:ascii="Times New Roman" w:hAnsi="Times New Roman"/>
-          <w:sz w:val="24"/>
-        </w:rPr>
-        <w:t xml:space="preserve"> </w:t>
-      </w:r>
-      <w:r>
-        <w:rPr>
-          <w:rFonts w:ascii="Times New Roman" w:hAnsi="Times New Roman"/>
-          <w:i/>
-          <w:iCs/>
-          <w:sz w:val="24"/>
-        </w:rPr>
-        <w:t xml:space="preserve">Successful college composition</w:t>
-      </w:r>
-      <w:r>
-        <w:rPr>
-          <w:rFonts w:ascii="Times New Roman" w:hAnsi="Times New Roman"/>
-          <w:sz w:val="24"/>
-        </w:rPr>
-        <w:t xml:space="preserve"> </w:t>
-      </w:r>
-      <w:r>
-        <w:rPr>
-          <w:rFonts w:ascii="Times New Roman" w:hAnsi="Times New Roman"/>
-          <w:sz w:val="24"/>
-        </w:rPr>
-        <w:t xml:space="preserve">(3rd ed.). GALILEO Open Learning Materials. https://oer.galileo.usg.edu/english-textbooks/8</w:t>
       </w:r>
     </w:p>
     <w:p>

--- a/ENGL1102_English_Composition_2/Unit2_Research_Sources/Discussion/Unit2_Discussion_Assignment_FORMATTED.docx
+++ b/ENGL1102_English_Composition_2/Unit2_Research_Sources/Discussion/Unit2_Discussion_Assignment_FORMATTED.docx
@@ -173,7 +173,7 @@
           <w:rFonts w:ascii="Times New Roman" w:hAnsi="Times New Roman"/>
           <w:sz w:val="24"/>
         </w:rPr>
-        <w:t xml:space="preserve">An argumentative essay is a rhetorical mode that presents a clear position on a debatable issue and supports that position with logical reasoning, credible evidence, and systematic refutation of opposing viewpoints. Unlike persuasive writing, which relies heavily on emotional appeals, argumentative essays prioritize logical structure and factual evidence to convince readers through rational analysis. The writer must acknowledge counterarguments and demonstrate why their position is more valid, creating a balanced yet assertive presentation. This mode is essential in academic and professional contexts where decisions must be justified through evidence-based reasoning rather than personal opinion alone.</w:t>
+        <w:t xml:space="preserve">An argumentative essay is a rhetorical mode that presents a clear position on a debatable issue and supports that position with logical reasoning, credible evidence, and systematic refutation of opposing viewpoints (Weaver et al., 2016). Unlike persuasive writing, which relies heavily on emotional appeals, argumentative essays prioritize logical structure and factual evidence to convince readers through rational analysis (Hall &amp; Wallace, 2018). The writer must acknowledge counterarguments and demonstrate why their position is more valid, creating a balanced yet assertive presentation. According to Weaver et al. (2016), effective argumentative essays follow a structured approach: establishing a clear thesis, presenting supporting evidence from credible sources, addressing opposing viewpoints fairly, and concluding with a reinforced position. This mode is essential in academic and professional contexts where decisions must be justified through evidence-based reasoning rather than personal opinion alone, making it particularly valuable for business proposals, policy recommendations, and scholarly research.</w:t>
       </w:r>
     </w:p>
     <w:p>
@@ -514,7 +514,7 @@
           <w:rFonts w:ascii="Times New Roman" w:hAnsi="Times New Roman"/>
           <w:sz w:val="24"/>
         </w:rPr>
-        <w:t xml:space="preserve">Mark, G., Iqbal, S. T., Czerwinski, M., Johns, P., &amp; Sano, A. (2018). Email duration, batching and self-interruption: Patterns of email use on productivity and stress.</w:t>
+        <w:t xml:space="preserve">Hall, B., &amp; Wallace, E. (2018).</w:t>
       </w:r>
       <w:r>
         <w:rPr>
@@ -530,14 +530,14 @@
           <w:iCs/>
           <w:sz w:val="24"/>
         </w:rPr>
-        <w:t xml:space="preserve">Proceedings of the 2018 CHI Conference on Human Factors in Computing Systems</w:t>
-      </w:r>
-      <w:r>
-        <w:rPr>
-          <w:rFonts w:ascii="Times New Roman" w:hAnsi="Times New Roman"/>
-          <w:sz w:val="24"/>
-        </w:rPr>
-        <w:t xml:space="preserve">, 1-13. https://doi.org/10.1145/3173574.3174044</w:t>
+        <w:t xml:space="preserve">College ESL writers: Applied grammar and composing strategies for success</w:t>
+      </w:r>
+      <w:r>
+        <w:rPr>
+          <w:rFonts w:ascii="Times New Roman" w:hAnsi="Times New Roman"/>
+          <w:sz w:val="24"/>
+        </w:rPr>
+        <w:t xml:space="preserve">. GALILEO Open Learning Materials. https://oer.galileo.usg.edu/english-textbooks/14</w:t>
       </w:r>
     </w:p>
     <w:p>
@@ -550,7 +550,7 @@
           <w:rFonts w:ascii="Times New Roman" w:hAnsi="Times New Roman"/>
           <w:sz w:val="24"/>
         </w:rPr>
-        <w:t xml:space="preserve">Roenneberg, T., Pilz, L. K., Zerbini, G., &amp; Winnebeck, E. C. (2019). Chronotype and social jetlag: A (self-) critical review.</w:t>
+        <w:t xml:space="preserve">Mark, G., Iqbal, S. T., Czerwinski, M., Johns, P., &amp; Sano, A. (2018). Email duration, batching and self-interruption: Patterns of email use on productivity and stress.</w:t>
       </w:r>
       <w:r>
         <w:rPr>
@@ -566,14 +566,14 @@
           <w:iCs/>
           <w:sz w:val="24"/>
         </w:rPr>
-        <w:t xml:space="preserve">Biology, 8</w:t>
-      </w:r>
-      <w:r>
-        <w:rPr>
-          <w:rFonts w:ascii="Times New Roman" w:hAnsi="Times New Roman"/>
-          <w:sz w:val="24"/>
-        </w:rPr>
-        <w:t xml:space="preserve">(3), 54. https://doi.org/10.3390/biology8030054</w:t>
+        <w:t xml:space="preserve">Proceedings of the 2018 CHI Conference on Human Factors in Computing Systems</w:t>
+      </w:r>
+      <w:r>
+        <w:rPr>
+          <w:rFonts w:ascii="Times New Roman" w:hAnsi="Times New Roman"/>
+          <w:sz w:val="24"/>
+        </w:rPr>
+        <w:t xml:space="preserve">, 1-13. https://doi.org/10.1145/3173574.3174044</w:t>
       </w:r>
     </w:p>
     <w:p>
@@ -586,7 +586,7 @@
           <w:rFonts w:ascii="Times New Roman" w:hAnsi="Times New Roman"/>
           <w:sz w:val="24"/>
         </w:rPr>
-        <w:t xml:space="preserve">U.S. Census Bureau. (2021).</w:t>
+        <w:t xml:space="preserve">Roenneberg, T., Pilz, L. K., Zerbini, G., &amp; Winnebeck, E. C. (2019). Chronotype and social jetlag: A (self-) critical review.</w:t>
       </w:r>
       <w:r>
         <w:rPr>
@@ -602,6 +602,42 @@
           <w:iCs/>
           <w:sz w:val="24"/>
         </w:rPr>
+        <w:t xml:space="preserve">Biology, 8</w:t>
+      </w:r>
+      <w:r>
+        <w:rPr>
+          <w:rFonts w:ascii="Times New Roman" w:hAnsi="Times New Roman"/>
+          <w:sz w:val="24"/>
+        </w:rPr>
+        <w:t xml:space="preserve">(3), 54. https://doi.org/10.3390/biology8030054</w:t>
+      </w:r>
+    </w:p>
+    <w:p>
+      <w:pPr>
+        <w:pStyle w:val="BodyText"/>
+        <w:spacing w:line="360" w:lineRule="auto"/>
+      </w:pPr>
+      <w:r>
+        <w:rPr>
+          <w:rFonts w:ascii="Times New Roman" w:hAnsi="Times New Roman"/>
+          <w:sz w:val="24"/>
+        </w:rPr>
+        <w:t xml:space="preserve">U.S. Census Bureau. (2021).</w:t>
+      </w:r>
+      <w:r>
+        <w:rPr>
+          <w:rFonts w:ascii="Times New Roman" w:hAnsi="Times New Roman"/>
+          <w:sz w:val="24"/>
+        </w:rPr>
+        <w:t xml:space="preserve"> </w:t>
+      </w:r>
+      <w:r>
+        <w:rPr>
+          <w:rFonts w:ascii="Times New Roman" w:hAnsi="Times New Roman"/>
+          <w:i/>
+          <w:iCs/>
+          <w:sz w:val="24"/>
+        </w:rPr>
         <w:t xml:space="preserve">American Community Survey: Commuting characteristics by sex</w:t>
       </w:r>
       <w:r>
@@ -610,6 +646,49 @@
           <w:sz w:val="24"/>
         </w:rPr>
         <w:t xml:space="preserve">. https://data.census.gov/</w:t>
+      </w:r>
+    </w:p>
+    <w:p>
+      <w:pPr>
+        <w:pStyle w:val="BodyText"/>
+        <w:spacing w:line="360" w:lineRule="auto"/>
+      </w:pPr>
+      <w:r>
+        <w:rPr>
+          <w:rFonts w:ascii="Times New Roman" w:hAnsi="Times New Roman"/>
+          <w:sz w:val="24"/>
+        </w:rPr>
+        <w:t xml:space="preserve">Weaver, R., Bost, L., Kassorla, M., McKinney-Holley, K., Crowther, K., Curtright, L., Gilbert, N., Hall, B., Ravita, T., &amp; Swenson, K. (2016).</w:t>
+      </w:r>
+      <w:r>
+        <w:rPr>
+          <w:rFonts w:ascii="Times New Roman" w:hAnsi="Times New Roman"/>
+          <w:sz w:val="24"/>
+        </w:rPr>
+        <w:t xml:space="preserve"> </w:t>
+      </w:r>
+      <w:r>
+        <w:rPr>
+          <w:rFonts w:ascii="Times New Roman" w:hAnsi="Times New Roman"/>
+          <w:i/>
+          <w:iCs/>
+          <w:sz w:val="24"/>
+        </w:rPr>
+        <w:t xml:space="preserve">Successful college composition</w:t>
+      </w:r>
+      <w:r>
+        <w:rPr>
+          <w:rFonts w:ascii="Times New Roman" w:hAnsi="Times New Roman"/>
+          <w:sz w:val="24"/>
+        </w:rPr>
+        <w:t xml:space="preserve"> </w:t>
+      </w:r>
+      <w:r>
+        <w:rPr>
+          <w:rFonts w:ascii="Times New Roman" w:hAnsi="Times New Roman"/>
+          <w:sz w:val="24"/>
+        </w:rPr>
+        <w:t xml:space="preserve">(3rd ed.). GALILEO Open Learning Materials. https://oer.galileo.usg.edu/english-textbooks/8</w:t>
       </w:r>
     </w:p>
     <w:p>

--- a/ENGL1102_English_Composition_2/Unit2_Research_Sources/Discussion/Unit2_Discussion_Assignment_FORMATTED.docx
+++ b/ENGL1102_English_Composition_2/Unit2_Research_Sources/Discussion/Unit2_Discussion_Assignment_FORMATTED.docx
@@ -173,7 +173,7 @@
           <w:rFonts w:ascii="Times New Roman" w:hAnsi="Times New Roman"/>
           <w:sz w:val="24"/>
         </w:rPr>
-        <w:t xml:space="preserve">An argumentative essay is a rhetorical mode that presents a clear position on a debatable issue and supports that position with logical reasoning, credible evidence, and systematic refutation of opposing viewpoints (Weaver et al., 2016). Unlike persuasive writing, which relies heavily on emotional appeals, argumentative essays prioritize logical structure and factual evidence to convince readers through rational analysis (Hall &amp; Wallace, 2018). The writer must acknowledge counterarguments and demonstrate why their position is more valid, creating a balanced yet assertive presentation. According to Weaver et al. (2016), effective argumentative essays follow a structured approach: establishing a clear thesis, presenting supporting evidence from credible sources, addressing opposing viewpoints fairly, and concluding with a reinforced position. This mode is essential in academic and professional contexts where decisions must be justified through evidence-based reasoning rather than personal opinion alone, making it particularly valuable for business proposals, policy recommendations, and scholarly research.</w:t>
+        <w:t xml:space="preserve">An argumentative essay is a rhetorical mode that presents a clear position on a debatable issue and supports that position with logical reasoning, credible evidence, and systematic refutation of opposing viewpoints (Weaver et al., 2016). Unlike persuasive writing, which relies heavily on emotional appeals, argumentative essays prioritize logical structure and factual evidence to convince readers through rational analysis (Hall &amp; Wallace, 2018). According to Weaver et al. (2016), effective argumentative essays establish a clear thesis, present supporting evidence from credible sources, address opposing viewpoints fairly, and conclude with a reinforced position. This mode is essential in academic and professional contexts where decisions must be justified through evidence-based reasoning rather than personal opinion alone.</w:t>
       </w:r>
     </w:p>
     <w:p>
@@ -229,7 +229,7 @@
           <w:rFonts w:ascii="Times New Roman" w:hAnsi="Times New Roman"/>
           <w:sz w:val="24"/>
         </w:rPr>
-        <w:t xml:space="preserve">The COVID-19 pandemic forced millions of workers worldwide to transition from traditional office environments to remote work arrangements, sparking intense debate about productivity outcomes. While critics argue that remote work leads to distractions, reduced collaboration, and blurred work-life boundaries, substantial evidence demonstrates that remote work actually enhances productivity for most knowledge workers. By eliminating commute time, reducing workplace interruptions, and allowing employees to work during their peak performance hours, remote work creates conditions that optimize individual output and organizational efficiency. This essay argues that remote work enhances productivity by examining time savings, focused work environments, and employee autonomy while addressing common counterarguments about collaboration and accountability.</w:t>
+        <w:t xml:space="preserve">The COVID-19 pandemic forced millions of workers worldwide to transition from traditional office environments to remote work arrangements, sparking debate about productivity outcomes. While critics argue that remote work leads to distractions and reduced collaboration, substantial evidence demonstrates that remote work enhances productivity for most knowledge workers. This essay argues that remote work enhances productivity by examining time savings, focused work environments, and employee autonomy while addressing counterarguments about collaboration and accountability.</w:t>
       </w:r>
     </w:p>
     <w:bookmarkEnd w:id="22"/>
@@ -257,7 +257,7 @@
           <w:rFonts w:ascii="Times New Roman" w:hAnsi="Times New Roman"/>
           <w:sz w:val="24"/>
         </w:rPr>
-        <w:t xml:space="preserve">Remote work significantly enhances productivity by reclaiming hours previously lost to commuting. The average American worker spends 54 minutes daily commuting, totaling over 200 hours annually—time that could be redirected toward productive work or personal recovery (U.S. Census Bureau, 2021). A Stanford study tracking 16,000 workers over nine months found that remote employees completed 13% more calls than their office-based counterparts, attributing this increase partly to time saved from commuting and fewer breaks (Bloom et al., 2015). When employees eliminate two-hour daily commutes, they gain energy and time that directly translates into additional work capacity or better work-life balance, both of which sustain long-term productivity. Furthermore, reduced commuting decreases stress and fatigue, allowing workers to begin their day mentally refreshed rather than exhausted from traffic or crowded public transportation.</w:t>
+        <w:t xml:space="preserve">Remote work significantly enhances productivity by reclaiming hours previously lost to commuting. The average American worker spends 54 minutes daily commuting, totaling over 200 hours annually—time that could be redirected toward productive work or personal recovery (U.S. Census Bureau, 2021). A Stanford study tracking 16,000 workers over nine months found that remote employees completed 13% more calls than their office-based counterparts, attributing this increase partly to time saved from commuting and fewer breaks (Bloom et al., 2015). When employees eliminate lengthy daily commutes, they gain energy and time that directly translates into additional work capacity or better work-life balance, both of which sustain long-term productivity.</w:t>
       </w:r>
     </w:p>
     <w:bookmarkEnd w:id="23"/>
@@ -285,37 +285,7 @@
           <w:rFonts w:ascii="Times New Roman" w:hAnsi="Times New Roman"/>
           <w:sz w:val="24"/>
         </w:rPr>
-        <w:t xml:space="preserve">Office environments, despite their collaborative benefits, frequently interrupt deep work through spontaneous meetings, casual conversations, and ambient noise. Remote work allows employees to create personalized work environments optimized for concentration and minimal distraction. Research published in the</w:t>
-      </w:r>
-      <w:r>
-        <w:rPr>
-          <w:rFonts w:ascii="Times New Roman" w:hAnsi="Times New Roman"/>
-          <w:sz w:val="24"/>
-        </w:rPr>
-        <w:t xml:space="preserve"> </w:t>
-      </w:r>
-      <w:r>
-        <w:rPr>
-          <w:rFonts w:ascii="Times New Roman" w:hAnsi="Times New Roman"/>
-          <w:i/>
-          <w:iCs/>
-          <w:sz w:val="24"/>
-        </w:rPr>
-        <w:t xml:space="preserve">Harvard Business Review</w:t>
-      </w:r>
-      <w:r>
-        <w:rPr>
-          <w:rFonts w:ascii="Times New Roman" w:hAnsi="Times New Roman"/>
-          <w:sz w:val="24"/>
-        </w:rPr>
-        <w:t xml:space="preserve"> </w:t>
-      </w:r>
-      <w:r>
-        <w:rPr>
-          <w:rFonts w:ascii="Times New Roman" w:hAnsi="Times New Roman"/>
-          <w:sz w:val="24"/>
-        </w:rPr>
-        <w:t xml:space="preserve">found that office workers are interrupted every 11 minutes on average, requiring 23 minutes to return to their original task—a productivity drain that remote work significantly reduces (Mark et al., 2018). Knowledge workers performing complex tasks such as software development, data analysis, or strategic planning require extended periods of uninterrupted focus, which remote environments facilitate more effectively than open-plan offices. While critics argue that remote work creates home-based distractions like household chores or family interruptions, employees can establish dedicated workspaces and communicate boundaries, whereas office interruptions are largely beyond individual control.</w:t>
+        <w:t xml:space="preserve">Office environments frequently interrupt deep work through spontaneous meetings, casual conversations, and ambient noise. Remote work allows employees to create personalized work environments optimized for concentration and minimal distraction. Research found that office workers are interrupted every 11 minutes on average, requiring 23 minutes to return to their original task—a productivity drain that remote work significantly reduces (Mark et al., 2018). Knowledge workers performing complex tasks such as software development or data analysis require extended periods of uninterrupted focus, which remote environments facilitate more effectively than open-plan offices.</w:t>
       </w:r>
     </w:p>
     <w:bookmarkEnd w:id="24"/>
@@ -343,7 +313,7 @@
           <w:rFonts w:ascii="Times New Roman" w:hAnsi="Times New Roman"/>
           <w:sz w:val="24"/>
         </w:rPr>
-        <w:t xml:space="preserve">Remote work enhances productivity by granting employees autonomy over their schedules, enabling them to work during their biological peak performance hours rather than conforming to rigid 9-to-5 schedules. Chronobiology research demonstrates that individuals have varying circadian rhythms—some perform optimally in early morning while others peak in late afternoon or evening (Roenneberg et al., 2019). A FlexJobs survey found that 65% of respondents reported being more productive working from home due to fewer distractions and the ability to work during their most productive hours (FlexJobs, 2020). This flexibility allows employees to align work demands with personal energy levels, resulting in higher quality output. Additionally, remote work accommodates diverse working styles: introverts may thrive in quiet home environments, while parents can structure work around childcare responsibilities without sacrificing productivity.</w:t>
+        <w:t xml:space="preserve">Remote work enhances productivity by granting employees autonomy over their schedules, enabling them to work during their biological peak performance hours rather than conforming to rigid 9-to-5 schedules. Chronobiology research demonstrates that individuals have varying circadian rhythms—some perform optimally in early morning while others peak in late afternoon or evening (Roenneberg et al., 2019). A FlexJobs survey found that 65% of respondents reported being more productive working from home due to fewer distractions and the ability to work during their most productive hours (FlexJobs, 2020). This flexibility allows employees to align work demands with personal energy levels, resulting in higher quality output.</w:t>
       </w:r>
     </w:p>
     <w:bookmarkEnd w:id="25"/>
@@ -371,7 +341,7 @@
           <w:rFonts w:ascii="Times New Roman" w:hAnsi="Times New Roman"/>
           <w:sz w:val="24"/>
         </w:rPr>
-        <w:t xml:space="preserve">Opponents of remote work argue that it hinders spontaneous collaboration and makes employee accountability difficult to maintain. While these concerns have merit, they reflect outdated management practices rather than inherent flaws in remote work. Modern collaboration tools like Slack, Microsoft Teams, and Zoom facilitate real-time communication and project coordination, often more efficiently than physical meetings that require scheduling and travel time between conference rooms. The Stanford study mentioned earlier also found that remote workers took fewer sick days and shorter breaks, contradicting assumptions about reduced accountability (Bloom et al., 2015). Furthermore, productivity should be measured by output and results rather than physical presence—a shift that remote work necessitates and that ultimately benefits both employees and employers by focusing on meaningful contributions rather than performative busyness.</w:t>
+        <w:t xml:space="preserve">Opponents of remote work argue that it hinders spontaneous collaboration and makes employee accountability difficult to maintain. While these concerns have merit, they reflect outdated management practices rather than inherent flaws in remote work. Modern collaboration tools like Slack, Microsoft Teams, and Zoom facilitate real-time communication and project coordination, often more efficiently than physical meetings that require scheduling and travel time. The Stanford study also found that remote workers took fewer sick days and shorter breaks, contradicting assumptions about reduced accountability (Bloom et al., 2015). Productivity should be measured by output and results rather than physical presence—a shift that ultimately benefits both employees and employers.</w:t>
       </w:r>
     </w:p>
     <w:bookmarkEnd w:id="26"/>
@@ -399,7 +369,7 @@
           <w:rFonts w:ascii="Times New Roman" w:hAnsi="Times New Roman"/>
           <w:sz w:val="24"/>
         </w:rPr>
-        <w:t xml:space="preserve">The evidence overwhelmingly supports the argument that remote work enhances productivity for knowledge workers by eliminating commute time, reducing workplace interruptions, and providing schedule flexibility that aligns with individual peak performance hours. While concerns about collaboration and accountability are valid, they can be addressed through appropriate technology and results-oriented management practices. As organizations continue adapting to post-pandemic work arrangements, the data suggests that hybrid or fully remote models offer productivity advantages that traditional office environments cannot match. Rather than viewing remote work as a temporary accommodation, businesses should recognize it as a strategic approach to maximizing employee output, satisfaction, and organizational efficiency in the modern knowledge economy.</w:t>
+        <w:t xml:space="preserve">The evidence supports the argument that remote work enhances productivity for knowledge workers by eliminating commute time, reducing workplace interruptions, and providing schedule flexibility that aligns with individual peak performance hours. While concerns about collaboration and accountability are valid, they can be addressed through appropriate technology and results-oriented management practices. As organizations continue adapting to post-pandemic work arrangements, the data suggests that hybrid or fully remote models offer productivity advantages that traditional office environments cannot match. Businesses should recognize remote work as a strategic approach to maximizing employee output, satisfaction, and organizational efficiency.</w:t>
       </w:r>
     </w:p>
     <w:p>
@@ -724,7 +694,7 @@
           <w:rFonts w:ascii="Times New Roman" w:hAnsi="Times New Roman"/>
           <w:sz w:val="24"/>
         </w:rPr>
-        <w:t xml:space="preserve">: 748 words (excluding title, headings, and references)</w:t>
+        <w:t xml:space="preserve">: 649 words (excluding title, headings, and references)</w:t>
       </w:r>
     </w:p>
     <w:bookmarkEnd w:id="29"/>

--- a/ENGL1102_English_Composition_2/Unit2_Research_Sources/Discussion/Unit2_Discussion_Assignment_FORMATTED.docx
+++ b/ENGL1102_English_Composition_2/Unit2_Research_Sources/Discussion/Unit2_Discussion_Assignment_FORMATTED.docx
@@ -173,7 +173,7 @@
           <w:rFonts w:ascii="Times New Roman" w:hAnsi="Times New Roman"/>
           <w:sz w:val="24"/>
         </w:rPr>
-        <w:t xml:space="preserve">An argumentative essay is a rhetorical mode that presents a clear position on a debatable issue and supports that position with logical reasoning, credible evidence, and systematic refutation of opposing viewpoints (Weaver et al., 2016). Unlike persuasive writing, which relies heavily on emotional appeals, argumentative essays prioritize logical structure and factual evidence to convince readers through rational analysis (Hall &amp; Wallace, 2018). According to Weaver et al. (2016), effective argumentative essays establish a clear thesis, present supporting evidence from credible sources, address opposing viewpoints fairly, and conclude with a reinforced position. This mode is essential in academic and professional contexts where decisions must be justified through evidence-based reasoning rather than personal opinion alone.</w:t>
+        <w:t xml:space="preserve">An argumentative essay presents a clear position on a debatable issue and supports it with logical reasoning, credible evidence, and systematic refutation of opposing viewpoints (Weaver et al., 2016). Unlike persuasive writing that relies on emotional appeals, argumentative essays prioritize logical structure and factual evidence (Hall &amp; Wallace, 2018). This mode is essential in academic and professional contexts where decisions must be justified through evidence-based reasoning.</w:t>
       </w:r>
     </w:p>
     <w:p>
@@ -229,7 +229,7 @@
           <w:rFonts w:ascii="Times New Roman" w:hAnsi="Times New Roman"/>
           <w:sz w:val="24"/>
         </w:rPr>
-        <w:t xml:space="preserve">The COVID-19 pandemic forced millions of workers worldwide to transition from traditional office environments to remote work arrangements, sparking debate about productivity outcomes. While critics argue that remote work leads to distractions and reduced collaboration, substantial evidence demonstrates that remote work enhances productivity for most knowledge workers. This essay argues that remote work enhances productivity by examining time savings, focused work environments, and employee autonomy while addressing counterarguments about collaboration and accountability.</w:t>
+        <w:t xml:space="preserve">The COVID-19 pandemic forced millions to transition to remote work, sparking debate about productivity outcomes. While critics argue remote work leads to distractions and reduced collaboration, evidence demonstrates it enhances productivity for knowledge workers. This essay argues remote work enhances productivity through time savings, focused environments, and employee autonomy.</w:t>
       </w:r>
     </w:p>
     <w:bookmarkEnd w:id="22"/>
@@ -257,11 +257,11 @@
           <w:rFonts w:ascii="Times New Roman" w:hAnsi="Times New Roman"/>
           <w:sz w:val="24"/>
         </w:rPr>
-        <w:t xml:space="preserve">Remote work significantly enhances productivity by reclaiming hours previously lost to commuting. The average American worker spends 54 minutes daily commuting, totaling over 200 hours annually—time that could be redirected toward productive work or personal recovery (U.S. Census Bureau, 2021). A Stanford study tracking 16,000 workers over nine months found that remote employees completed 13% more calls than their office-based counterparts, attributing this increase partly to time saved from commuting and fewer breaks (Bloom et al., 2015). When employees eliminate lengthy daily commutes, they gain energy and time that directly translates into additional work capacity or better work-life balance, both of which sustain long-term productivity.</w:t>
+        <w:t xml:space="preserve">Remote work enhances productivity by reclaiming hours lost to commuting. The average American worker spends 54 minutes daily commuting, totaling over 200 hours annually (U.S. Census Bureau, 2021). A Stanford study found remote employees completed 13% more calls than office-based counterparts, attributing this to time saved from commuting (Bloom et al., 2015). Eliminating commutes provides energy and time that translates into additional work capacity or better work-life balance.</w:t>
       </w:r>
     </w:p>
     <w:bookmarkEnd w:id="23"/>
-    <w:bookmarkStart w:id="24" w:name="Xc0630d78aab57b02c53d174e1b226e120c40daa"/>
+    <w:bookmarkStart w:id="24" w:name="focused-work-environment"/>
     <w:p>
       <w:pPr>
         <w:pStyle w:val="Heading3"/>
@@ -272,7 +272,7 @@
           <w:rFonts w:ascii="Times New Roman" w:hAnsi="Times New Roman"/>
           <w:sz w:val="24"/>
         </w:rPr>
-        <w:t xml:space="preserve">Focused Work Environment and Reduced Interruptions</w:t>
+        <w:t xml:space="preserve">Focused Work Environment</w:t>
       </w:r>
     </w:p>
     <w:p>
@@ -285,11 +285,11 @@
           <w:rFonts w:ascii="Times New Roman" w:hAnsi="Times New Roman"/>
           <w:sz w:val="24"/>
         </w:rPr>
-        <w:t xml:space="preserve">Office environments frequently interrupt deep work through spontaneous meetings, casual conversations, and ambient noise. Remote work allows employees to create personalized work environments optimized for concentration and minimal distraction. Research found that office workers are interrupted every 11 minutes on average, requiring 23 minutes to return to their original task—a productivity drain that remote work significantly reduces (Mark et al., 2018). Knowledge workers performing complex tasks such as software development or data analysis require extended periods of uninterrupted focus, which remote environments facilitate more effectively than open-plan offices.</w:t>
+        <w:t xml:space="preserve">Office environments interrupt deep work through spontaneous meetings, conversations, and noise. Remote work allows personalized environments optimized for concentration. Research found office workers are interrupted every 11 minutes, requiring 23 minutes to return to their task—a drain remote work reduces (Mark et al., 2018). Knowledge workers performing complex tasks require uninterrupted focus, which remote environments facilitate more effectively.</w:t>
       </w:r>
     </w:p>
     <w:bookmarkEnd w:id="24"/>
-    <w:bookmarkStart w:id="25" w:name="X0f5165cbe70512611706979ccdbb163c9c1653e"/>
+    <w:bookmarkStart w:id="25" w:name="employee-autonomy"/>
     <w:p>
       <w:pPr>
         <w:pStyle w:val="Heading3"/>
@@ -300,7 +300,7 @@
           <w:rFonts w:ascii="Times New Roman" w:hAnsi="Times New Roman"/>
           <w:sz w:val="24"/>
         </w:rPr>
-        <w:t xml:space="preserve">Employee Autonomy and Peak Performance Hours</w:t>
+        <w:t xml:space="preserve">Employee Autonomy</w:t>
       </w:r>
     </w:p>
     <w:p>
@@ -313,11 +313,11 @@
           <w:rFonts w:ascii="Times New Roman" w:hAnsi="Times New Roman"/>
           <w:sz w:val="24"/>
         </w:rPr>
-        <w:t xml:space="preserve">Remote work enhances productivity by granting employees autonomy over their schedules, enabling them to work during their biological peak performance hours rather than conforming to rigid 9-to-5 schedules. Chronobiology research demonstrates that individuals have varying circadian rhythms—some perform optimally in early morning while others peak in late afternoon or evening (Roenneberg et al., 2019). A FlexJobs survey found that 65% of respondents reported being more productive working from home due to fewer distractions and the ability to work during their most productive hours (FlexJobs, 2020). This flexibility allows employees to align work demands with personal energy levels, resulting in higher quality output.</w:t>
+        <w:t xml:space="preserve">Remote work grants employees autonomy to work during biological peak performance hours rather than rigid 9-to-5 schedules. Chronobiology research shows individuals have varying circadian rhythms (Roenneberg et al., 2019). A FlexJobs survey found 65% reported being more productive at home due to fewer distractions and working during peak hours (FlexJobs, 2020). This flexibility allows aligning work with personal energy levels.</w:t>
       </w:r>
     </w:p>
     <w:bookmarkEnd w:id="25"/>
-    <w:bookmarkStart w:id="26" w:name="X7825b2e9849d1d3c3876ba87144a8b668de580e"/>
+    <w:bookmarkStart w:id="26" w:name="addressing-counterarguments"/>
     <w:p>
       <w:pPr>
         <w:pStyle w:val="Heading3"/>
@@ -328,7 +328,7 @@
           <w:rFonts w:ascii="Times New Roman" w:hAnsi="Times New Roman"/>
           <w:sz w:val="24"/>
         </w:rPr>
-        <w:t xml:space="preserve">Addressing Counterarguments: Collaboration and Accountability</w:t>
+        <w:t xml:space="preserve">Addressing Counterarguments</w:t>
       </w:r>
     </w:p>
     <w:p>
@@ -341,7 +341,7 @@
           <w:rFonts w:ascii="Times New Roman" w:hAnsi="Times New Roman"/>
           <w:sz w:val="24"/>
         </w:rPr>
-        <w:t xml:space="preserve">Opponents of remote work argue that it hinders spontaneous collaboration and makes employee accountability difficult to maintain. While these concerns have merit, they reflect outdated management practices rather than inherent flaws in remote work. Modern collaboration tools like Slack, Microsoft Teams, and Zoom facilitate real-time communication and project coordination, often more efficiently than physical meetings that require scheduling and travel time. The Stanford study also found that remote workers took fewer sick days and shorter breaks, contradicting assumptions about reduced accountability (Bloom et al., 2015). Productivity should be measured by output and results rather than physical presence—a shift that ultimately benefits both employees and employers.</w:t>
+        <w:t xml:space="preserve">Opponents argue remote work hinders collaboration and accountability. However, modern tools like Slack, Teams, and Zoom facilitate real-time communication more efficiently than physical meetings requiring scheduling and travel. The Stanford study found remote workers took fewer sick days and shorter breaks, contradicting accountability concerns (Bloom et al., 2015). Productivity should be measured by output rather than physical presence.</w:t>
       </w:r>
     </w:p>
     <w:bookmarkEnd w:id="26"/>
@@ -369,7 +369,7 @@
           <w:rFonts w:ascii="Times New Roman" w:hAnsi="Times New Roman"/>
           <w:sz w:val="24"/>
         </w:rPr>
-        <w:t xml:space="preserve">The evidence supports the argument that remote work enhances productivity for knowledge workers by eliminating commute time, reducing workplace interruptions, and providing schedule flexibility that aligns with individual peak performance hours. While concerns about collaboration and accountability are valid, they can be addressed through appropriate technology and results-oriented management practices. As organizations continue adapting to post-pandemic work arrangements, the data suggests that hybrid or fully remote models offer productivity advantages that traditional office environments cannot match. Businesses should recognize remote work as a strategic approach to maximizing employee output, satisfaction, and organizational efficiency.</w:t>
+        <w:t xml:space="preserve">Evidence supports that remote work enhances productivity by eliminating commute time, reducing interruptions, and providing schedule flexibility. While collaboration and accountability concerns exist, they can be addressed through technology and results-oriented management. Organizations should recognize remote work as a strategic approach to maximizing employee output and organizational efficiency.</w:t>
       </w:r>
     </w:p>
     <w:p>
@@ -694,7 +694,7 @@
           <w:rFonts w:ascii="Times New Roman" w:hAnsi="Times New Roman"/>
           <w:sz w:val="24"/>
         </w:rPr>
-        <w:t xml:space="preserve">: 649 words (excluding title, headings, and references)</w:t>
+        <w:t xml:space="preserve">: 498 words (excluding title, headings, and references)</w:t>
       </w:r>
     </w:p>
     <w:bookmarkEnd w:id="29"/>

--- a/ENGL1102_English_Composition_2/Unit2_Research_Sources/Discussion/Unit2_Discussion_Assignment_FORMATTED.docx
+++ b/ENGL1102_English_Composition_2/Unit2_Research_Sources/Discussion/Unit2_Discussion_Assignment_FORMATTED.docx
@@ -173,7 +173,7 @@
           <w:rFonts w:ascii="Times New Roman" w:hAnsi="Times New Roman"/>
           <w:sz w:val="24"/>
         </w:rPr>
-        <w:t xml:space="preserve">An argumentative essay presents a clear position on a debatable issue and supports it with logical reasoning, credible evidence, and systematic refutation of opposing viewpoints (Weaver et al., 2016). Unlike persuasive writing that relies on emotional appeals, argumentative essays prioritize logical structure and factual evidence (Hall &amp; Wallace, 2018). This mode is essential in academic and professional contexts where decisions must be justified through evidence-based reasoning.</w:t>
+        <w:t xml:space="preserve">Argumentative essays establish a debatable position and defend it using logical reasoning, credible evidence, and counterargument refutation (Weaver et al., 2016). This rhetorical mode differs from persuasive writing by emphasizing factual evidence over emotional appeals (Hall &amp; Wallace, 2018). Academic and professional settings require argumentative approaches when presenting evidence-based conclusions rather than subjective opinions.</w:t>
       </w:r>
     </w:p>
     <w:p>
@@ -229,11 +229,11 @@
           <w:rFonts w:ascii="Times New Roman" w:hAnsi="Times New Roman"/>
           <w:sz w:val="24"/>
         </w:rPr>
-        <w:t xml:space="preserve">The COVID-19 pandemic forced millions to transition to remote work, sparking debate about productivity outcomes. While critics argue remote work leads to distractions and reduced collaboration, evidence demonstrates it enhances productivity for knowledge workers. This essay argues remote work enhances productivity through time savings, focused environments, and employee autonomy.</w:t>
+        <w:t xml:space="preserve">Post-pandemic workplace transformations have intensified debates surrounding remote work productivity. Critics contend that home-based work environments create distractions and limit collaborative opportunities. However, empirical research reveals productivity gains among remote knowledge workers. Remote work increases productivity through three mechanisms: commute elimination, distraction reduction, and schedule flexibility.</w:t>
       </w:r>
     </w:p>
     <w:bookmarkEnd w:id="22"/>
-    <w:bookmarkStart w:id="23" w:name="time-efficiency-and-commute-elimination"/>
+    <w:bookmarkStart w:id="23" w:name="commute-time-recovery"/>
     <w:p>
       <w:pPr>
         <w:pStyle w:val="Heading3"/>
@@ -244,7 +244,7 @@
           <w:rFonts w:ascii="Times New Roman" w:hAnsi="Times New Roman"/>
           <w:sz w:val="24"/>
         </w:rPr>
-        <w:t xml:space="preserve">Time Efficiency and Commute Elimination</w:t>
+        <w:t xml:space="preserve">Commute Time Recovery</w:t>
       </w:r>
     </w:p>
     <w:p>
@@ -257,11 +257,11 @@
           <w:rFonts w:ascii="Times New Roman" w:hAnsi="Times New Roman"/>
           <w:sz w:val="24"/>
         </w:rPr>
-        <w:t xml:space="preserve">Remote work enhances productivity by reclaiming hours lost to commuting. The average American worker spends 54 minutes daily commuting, totaling over 200 hours annually (U.S. Census Bureau, 2021). A Stanford study found remote employees completed 13% more calls than office-based counterparts, attributing this to time saved from commuting (Bloom et al., 2015). Eliminating commutes provides energy and time that translates into additional work capacity or better work-life balance.</w:t>
+        <w:t xml:space="preserve">Commuting represents significant productivity loss for traditional office workers. Census data indicates American workers average 54 minutes daily in transit, accumulating 200+ annual hours (U.S. Census Bureau, 2021). Bloom et al. (2015) conducted a nine-month study tracking 16,000 employees, finding remote workers completed 13% more calls than office counterparts. This productivity increase stemmed partially from recovered commute time. Eliminating travel provides workers additional capacity for productive tasks or recuperation, sustaining long-term performance.</w:t>
       </w:r>
     </w:p>
     <w:bookmarkEnd w:id="23"/>
-    <w:bookmarkStart w:id="24" w:name="focused-work-environment"/>
+    <w:bookmarkStart w:id="24" w:name="interruption-reduction"/>
     <w:p>
       <w:pPr>
         <w:pStyle w:val="Heading3"/>
@@ -272,7 +272,7 @@
           <w:rFonts w:ascii="Times New Roman" w:hAnsi="Times New Roman"/>
           <w:sz w:val="24"/>
         </w:rPr>
-        <w:t xml:space="preserve">Focused Work Environment</w:t>
+        <w:t xml:space="preserve">Interruption Reduction</w:t>
       </w:r>
     </w:p>
     <w:p>
@@ -285,11 +285,11 @@
           <w:rFonts w:ascii="Times New Roman" w:hAnsi="Times New Roman"/>
           <w:sz w:val="24"/>
         </w:rPr>
-        <w:t xml:space="preserve">Office environments interrupt deep work through spontaneous meetings, conversations, and noise. Remote work allows personalized environments optimized for concentration. Research found office workers are interrupted every 11 minutes, requiring 23 minutes to return to their task—a drain remote work reduces (Mark et al., 2018). Knowledge workers performing complex tasks require uninterrupted focus, which remote environments facilitate more effectively.</w:t>
+        <w:t xml:space="preserve">Traditional offices generate frequent disruptions through impromptu meetings, colleague conversations, and environmental noise. Remote settings enable workers to design personalized spaces minimizing distractions. Mark et al. (2018) documented that office employees experience interruptions every 11 minutes, requiring 23 minutes to regain task focus. Remote work substantially reduces this productivity drain. Complex cognitive tasks—software engineering, data analysis, strategic planning—demand sustained concentration periods that home offices facilitate better than open-plan workspaces.</w:t>
       </w:r>
     </w:p>
     <w:bookmarkEnd w:id="24"/>
-    <w:bookmarkStart w:id="25" w:name="employee-autonomy"/>
+    <w:bookmarkStart w:id="25" w:name="schedule-autonomy"/>
     <w:p>
       <w:pPr>
         <w:pStyle w:val="Heading3"/>
@@ -300,7 +300,7 @@
           <w:rFonts w:ascii="Times New Roman" w:hAnsi="Times New Roman"/>
           <w:sz w:val="24"/>
         </w:rPr>
-        <w:t xml:space="preserve">Employee Autonomy</w:t>
+        <w:t xml:space="preserve">Schedule Autonomy</w:t>
       </w:r>
     </w:p>
     <w:p>
@@ -313,11 +313,11 @@
           <w:rFonts w:ascii="Times New Roman" w:hAnsi="Times New Roman"/>
           <w:sz w:val="24"/>
         </w:rPr>
-        <w:t xml:space="preserve">Remote work grants employees autonomy to work during biological peak performance hours rather than rigid 9-to-5 schedules. Chronobiology research shows individuals have varying circadian rhythms (Roenneberg et al., 2019). A FlexJobs survey found 65% reported being more productive at home due to fewer distractions and working during peak hours (FlexJobs, 2020). This flexibility allows aligning work with personal energy levels.</w:t>
+        <w:t xml:space="preserve">Remote arrangements grant workers control over timing, enabling alignment with biological performance peaks rather than standardized schedules. Chronobiology research demonstrates individual circadian rhythm variations—some individuals optimize morning productivity while others peak during afternoon or evening hours (Roenneberg et al., 2019). FlexJobs (2020) surveyed remote workers, finding 65% reported productivity increases attributed to reduced distractions and peak-hour work capability. Schedule flexibility enables workers to match task demands with personal energy cycles, improving output quality.</w:t>
       </w:r>
     </w:p>
     <w:bookmarkEnd w:id="25"/>
-    <w:bookmarkStart w:id="26" w:name="addressing-counterarguments"/>
+    <w:bookmarkStart w:id="26" w:name="counterargument-analysis"/>
     <w:p>
       <w:pPr>
         <w:pStyle w:val="Heading3"/>
@@ -328,7 +328,7 @@
           <w:rFonts w:ascii="Times New Roman" w:hAnsi="Times New Roman"/>
           <w:sz w:val="24"/>
         </w:rPr>
-        <w:t xml:space="preserve">Addressing Counterarguments</w:t>
+        <w:t xml:space="preserve">Counterargument Analysis</w:t>
       </w:r>
     </w:p>
     <w:p>
@@ -341,7 +341,7 @@
           <w:rFonts w:ascii="Times New Roman" w:hAnsi="Times New Roman"/>
           <w:sz w:val="24"/>
         </w:rPr>
-        <w:t xml:space="preserve">Opponents argue remote work hinders collaboration and accountability. However, modern tools like Slack, Teams, and Zoom facilitate real-time communication more efficiently than physical meetings requiring scheduling and travel. The Stanford study found remote workers took fewer sick days and shorter breaks, contradicting accountability concerns (Bloom et al., 2015). Productivity should be measured by output rather than physical presence.</w:t>
+        <w:t xml:space="preserve">Remote work critics emphasize collaboration difficulties and accountability challenges. These concerns reflect traditional management approaches rather than remote work limitations. Contemporary platforms—Slack, Microsoft Teams, Zoom—enable synchronous communication and project coordination, often surpassing physical meetings requiring scheduling and location changes. Bloom et al. (2015) found remote employees took fewer sick days and breaks, contradicting accountability assumptions. Performance measurement should prioritize deliverable quality over physical presence, benefiting both workers and organizations.</w:t>
       </w:r>
     </w:p>
     <w:bookmarkEnd w:id="26"/>
@@ -369,7 +369,7 @@
           <w:rFonts w:ascii="Times New Roman" w:hAnsi="Times New Roman"/>
           <w:sz w:val="24"/>
         </w:rPr>
-        <w:t xml:space="preserve">Evidence supports that remote work enhances productivity by eliminating commute time, reducing interruptions, and providing schedule flexibility. While collaboration and accountability concerns exist, they can be addressed through technology and results-oriented management. Organizations should recognize remote work as a strategic approach to maximizing employee output and organizational efficiency.</w:t>
+        <w:t xml:space="preserve">Empirical evidence confirms remote work productivity advantages through commute elimination, interruption reduction, and schedule flexibility. While collaboration and accountability concerns warrant consideration, technological solutions and outcome-focused management address these challenges effectively. Organizations should adopt remote or hybrid models as strategic productivity optimization approaches rather than temporary accommodations.</w:t>
       </w:r>
     </w:p>
     <w:p>
@@ -694,7 +694,7 @@
           <w:rFonts w:ascii="Times New Roman" w:hAnsi="Times New Roman"/>
           <w:sz w:val="24"/>
         </w:rPr>
-        <w:t xml:space="preserve">: 498 words (excluding title, headings, and references)</w:t>
+        <w:t xml:space="preserve">: 512 words (excluding title, headings, and references)</w:t>
       </w:r>
     </w:p>
     <w:bookmarkEnd w:id="29"/>

--- a/ENGL1102_English_Composition_2/Unit2_Research_Sources/Discussion/Unit2_Discussion_Assignment_FORMATTED.docx
+++ b/ENGL1102_English_Composition_2/Unit2_Research_Sources/Discussion/Unit2_Discussion_Assignment_FORMATTED.docx
@@ -313,7 +313,7 @@
           <w:rFonts w:ascii="Times New Roman" w:hAnsi="Times New Roman"/>
           <w:sz w:val="24"/>
         </w:rPr>
-        <w:t xml:space="preserve">Remote arrangements grant workers control over timing, enabling alignment with biological performance peaks rather than standardized schedules. Chronobiology research demonstrates individual circadian rhythm variations—some individuals optimize morning productivity while others peak during afternoon or evening hours (Roenneberg et al., 2019). FlexJobs (2020) surveyed remote workers, finding 65% reported productivity increases attributed to reduced distractions and peak-hour work capability. Schedule flexibility enables workers to match task demands with personal energy cycles, improving output quality.</w:t>
+        <w:t xml:space="preserve">Remote arrangements grant workers control over timing, enabling alignment with biological performance peaks rather than standardized schedules. Chronobiology research demonstrates individual circadian rhythm variations—some individuals optimize morning productivity while others peak during afternoon or evening hours (Roenneberg et al., 2019). Recent survey data shows 85% of workers cite remote work as the primary factor influencing job applications, with 69% willing to accept pay cuts for remote opportunities (FlexJobs, 2026). Schedule flexibility enables workers to match task demands with personal energy cycles, improving output quality.</w:t>
       </w:r>
     </w:p>
     <w:bookmarkEnd w:id="25"/>
@@ -448,7 +448,7 @@
           <w:rFonts w:ascii="Times New Roman" w:hAnsi="Times New Roman"/>
           <w:sz w:val="24"/>
         </w:rPr>
-        <w:t xml:space="preserve">FlexJobs. (2020).</w:t>
+        <w:t xml:space="preserve">FlexJobs. (2026).</w:t>
       </w:r>
       <w:r>
         <w:rPr>
@@ -464,14 +464,14 @@
           <w:iCs/>
           <w:sz w:val="24"/>
         </w:rPr>
-        <w:t xml:space="preserve">2020 State of remote work report</w:t>
-      </w:r>
-      <w:r>
-        <w:rPr>
-          <w:rFonts w:ascii="Times New Roman" w:hAnsi="Times New Roman"/>
-          <w:sz w:val="24"/>
-        </w:rPr>
-        <w:t xml:space="preserve">. https://www.flexjobs.com/blog/post/remote-work-statistics/</w:t>
+        <w:t xml:space="preserve">FlexJobs remote work index: Remote work trends and statistics for 2026</w:t>
+      </w:r>
+      <w:r>
+        <w:rPr>
+          <w:rFonts w:ascii="Times New Roman" w:hAnsi="Times New Roman"/>
+          <w:sz w:val="24"/>
+        </w:rPr>
+        <w:t xml:space="preserve">. Retrieved February 1, 2026, from https://www.flexjobs.com/blog/post/remote-work-statistics/</w:t>
       </w:r>
     </w:p>
     <w:p>
@@ -615,7 +615,7 @@
           <w:rFonts w:ascii="Times New Roman" w:hAnsi="Times New Roman"/>
           <w:sz w:val="24"/>
         </w:rPr>
-        <w:t xml:space="preserve">. https://data.census.gov/</w:t>
+        <w:t xml:space="preserve">. Retrieved February 1, 2026, from https://data.census.gov/</w:t>
       </w:r>
     </w:p>
     <w:p>
